--- a/Calculus_II_Lesson30.docx
+++ b/Calculus_II_Lesson30.docx
@@ -40,32 +40,19 @@
       </w:pPr>
       <w:r>
         <w:rPr>
-          <w:rtl w:val="0"/>
-        </w:rPr>
-      </w:r>
-    </w:p>
-    <w:p>
-      <w:pPr>
-        <w:rPr>
-          <w:sz w:val="26"/>
-          <w:szCs w:val="26"/>
-        </w:rPr>
-      </w:pPr>
-      <w:r>
-        <w:rPr>
           <w:sz w:val="26"/>
           <w:szCs w:val="26"/>
         </w:rPr>
         <w:drawing>
           <wp:inline distB="114300" distT="114300" distL="114300" distR="114300">
-            <wp:extent cx="5953125" cy="6705600"/>
+            <wp:extent cx="5238581" cy="5900738"/>
             <wp:effectExtent b="0" l="0" r="0" t="0"/>
-            <wp:docPr id="6" name="image6.png"/>
+            <wp:docPr id="7" name="image9.png"/>
             <a:graphic>
               <a:graphicData uri="http://schemas.openxmlformats.org/drawingml/2006/picture">
                 <pic:pic>
                   <pic:nvPicPr>
-                    <pic:cNvPr id="0" name="image6.png"/>
+                    <pic:cNvPr id="0" name="image9.png"/>
                     <pic:cNvPicPr preferRelativeResize="0"/>
                   </pic:nvPicPr>
                   <pic:blipFill>
@@ -78,7 +65,7 @@
                   <pic:spPr>
                     <a:xfrm>
                       <a:off x="0" y="0"/>
-                      <a:ext cx="5953125" cy="6705600"/>
+                      <a:ext cx="5238581" cy="5900738"/>
                     </a:xfrm>
                     <a:prstGeom prst="rect"/>
                     <a:ln/>
@@ -111,12 +98,12 @@
           <wp:inline distB="114300" distT="114300" distL="114300" distR="114300">
             <wp:extent cx="6858000" cy="2844800"/>
             <wp:effectExtent b="0" l="0" r="0" t="0"/>
-            <wp:docPr id="14" name="image9.png"/>
+            <wp:docPr id="8" name="image10.png"/>
             <a:graphic>
               <a:graphicData uri="http://schemas.openxmlformats.org/drawingml/2006/picture">
                 <pic:pic>
                   <pic:nvPicPr>
-                    <pic:cNvPr id="0" name="image9.png"/>
+                    <pic:cNvPr id="0" name="image10.png"/>
                     <pic:cNvPicPr preferRelativeResize="0"/>
                   </pic:nvPicPr>
                   <pic:blipFill>
@@ -375,7 +362,7 @@
           <wp:inline distB="114300" distT="114300" distL="114300" distR="114300">
             <wp:extent cx="6858000" cy="2971800"/>
             <wp:effectExtent b="0" l="0" r="0" t="0"/>
-            <wp:docPr id="9" name="image8.png"/>
+            <wp:docPr id="2" name="image8.png"/>
             <a:graphic>
               <a:graphicData uri="http://schemas.openxmlformats.org/drawingml/2006/picture">
                 <pic:pic>
@@ -639,12 +626,12 @@
           <wp:inline distB="114300" distT="114300" distL="114300" distR="114300">
             <wp:extent cx="6858000" cy="2755900"/>
             <wp:effectExtent b="0" l="0" r="0" t="0"/>
-            <wp:docPr id="10" name="image14.png"/>
+            <wp:docPr id="3" name="image7.png"/>
             <a:graphic>
               <a:graphicData uri="http://schemas.openxmlformats.org/drawingml/2006/picture">
                 <pic:pic>
                   <pic:nvPicPr>
-                    <pic:cNvPr id="0" name="image14.png"/>
+                    <pic:cNvPr id="0" name="image7.png"/>
                     <pic:cNvPicPr preferRelativeResize="0"/>
                   </pic:nvPicPr>
                   <pic:blipFill>
@@ -690,12 +677,12 @@
           <wp:inline distB="114300" distT="114300" distL="114300" distR="114300">
             <wp:extent cx="6057900" cy="409575"/>
             <wp:effectExtent b="0" l="0" r="0" t="0"/>
-            <wp:docPr id="5" name="image5.png"/>
+            <wp:docPr id="6" name="image3.png"/>
             <a:graphic>
               <a:graphicData uri="http://schemas.openxmlformats.org/drawingml/2006/picture">
                 <pic:pic>
                   <pic:nvPicPr>
-                    <pic:cNvPr id="0" name="image5.png"/>
+                    <pic:cNvPr id="0" name="image3.png"/>
                     <pic:cNvPicPr preferRelativeResize="0"/>
                   </pic:nvPicPr>
                   <pic:blipFill>
@@ -954,12 +941,12 @@
           <wp:inline distB="114300" distT="114300" distL="114300" distR="114300">
             <wp:extent cx="6858000" cy="2400300"/>
             <wp:effectExtent b="0" l="0" r="0" t="0"/>
-            <wp:docPr id="2" name="image15.png"/>
+            <wp:docPr id="1" name="image1.png"/>
             <a:graphic>
               <a:graphicData uri="http://schemas.openxmlformats.org/drawingml/2006/picture">
                 <pic:pic>
                   <pic:nvPicPr>
-                    <pic:cNvPr id="0" name="image15.png"/>
+                    <pic:cNvPr id="0" name="image1.png"/>
                     <pic:cNvPicPr preferRelativeResize="0"/>
                   </pic:nvPicPr>
                   <pic:blipFill>
@@ -1005,693 +992,7 @@
           <wp:inline distB="114300" distT="114300" distL="114300" distR="114300">
             <wp:extent cx="6057900" cy="409575"/>
             <wp:effectExtent b="0" l="0" r="0" t="0"/>
-            <wp:docPr id="8" name="image7.png"/>
-            <a:graphic>
-              <a:graphicData uri="http://schemas.openxmlformats.org/drawingml/2006/picture">
-                <pic:pic>
-                  <pic:nvPicPr>
-                    <pic:cNvPr id="0" name="image7.png"/>
-                    <pic:cNvPicPr preferRelativeResize="0"/>
-                  </pic:nvPicPr>
-                  <pic:blipFill>
-                    <a:blip r:embed="rId10"/>
-                    <a:srcRect b="0" l="0" r="0" t="0"/>
-                    <a:stretch>
-                      <a:fillRect/>
-                    </a:stretch>
-                  </pic:blipFill>
-                  <pic:spPr>
-                    <a:xfrm>
-                      <a:off x="0" y="0"/>
-                      <a:ext cx="6057900" cy="409575"/>
-                    </a:xfrm>
-                    <a:prstGeom prst="rect"/>
-                    <a:ln/>
-                  </pic:spPr>
-                </pic:pic>
-              </a:graphicData>
-            </a:graphic>
-          </wp:inline>
-        </w:drawing>
-      </w:r>
-      <w:r>
-        <w:rPr>
-          <w:rtl w:val="0"/>
-        </w:rPr>
-      </w:r>
-    </w:p>
-    <w:p>
-      <w:pPr>
-        <w:rPr>
-          <w:sz w:val="26"/>
-          <w:szCs w:val="26"/>
-        </w:rPr>
-      </w:pPr>
-      <w:r>
-        <w:rPr>
-          <w:rtl w:val="0"/>
-        </w:rPr>
-      </w:r>
-    </w:p>
-    <w:p>
-      <w:pPr>
-        <w:rPr>
-          <w:sz w:val="52"/>
-          <w:szCs w:val="52"/>
-        </w:rPr>
-      </w:pPr>
-      <w:r>
-        <w:rPr>
-          <w:sz w:val="52"/>
-          <w:szCs w:val="52"/>
-          <w:rtl w:val="0"/>
-        </w:rPr>
-        <w:t xml:space="preserve">Answers </w:t>
-      </w:r>
-    </w:p>
-    <w:p>
-      <w:pPr>
-        <w:rPr/>
-      </w:pPr>
-      <w:r>
-        <w:rPr>
-          <w:sz w:val="27"/>
-          <w:szCs w:val="27"/>
-          <w:rtl w:val="0"/>
-        </w:rPr>
-        <w:t xml:space="preserve">a)  </w:t>
-      </w:r>
-      <w:r>
-        <w:rPr>
-          <w:rtl w:val="0"/>
-        </w:rPr>
-      </w:r>
-    </w:p>
-    <w:p>
-      <w:pPr>
-        <w:rPr/>
-      </w:pPr>
-      <w:r>
-        <w:rPr>
-          <w:rtl w:val="0"/>
-        </w:rPr>
-      </w:r>
-    </w:p>
-    <w:p>
-      <w:pPr>
-        <w:rPr/>
-      </w:pPr>
-      <w:r>
-        <w:rPr>
-          <w:rtl w:val="0"/>
-        </w:rPr>
-      </w:r>
-    </w:p>
-    <w:p>
-      <w:pPr>
-        <w:rPr>
-          <w:sz w:val="27"/>
-          <w:szCs w:val="27"/>
-        </w:rPr>
-      </w:pPr>
-      <w:r>
-        <w:rPr>
-          <w:sz w:val="27"/>
-          <w:szCs w:val="27"/>
-          <w:rtl w:val="0"/>
-        </w:rPr>
-        <w:t xml:space="preserve">b)</w:t>
-      </w:r>
-    </w:p>
-    <w:p>
-      <w:pPr>
-        <w:rPr>
-          <w:sz w:val="26"/>
-          <w:szCs w:val="26"/>
-        </w:rPr>
-      </w:pPr>
-      <w:r>
-        <w:rPr>
-          <w:rtl w:val="0"/>
-        </w:rPr>
-      </w:r>
-    </w:p>
-    <w:p>
-      <w:pPr>
-        <w:rPr>
-          <w:sz w:val="26"/>
-          <w:szCs w:val="26"/>
-        </w:rPr>
-      </w:pPr>
-      <w:r>
-        <w:rPr>
-          <w:rtl w:val="0"/>
-        </w:rPr>
-      </w:r>
-    </w:p>
-    <w:p>
-      <w:pPr>
-        <w:rPr>
-          <w:sz w:val="26"/>
-          <w:szCs w:val="26"/>
-        </w:rPr>
-      </w:pPr>
-      <w:r>
-        <w:rPr>
-          <w:rtl w:val="0"/>
-        </w:rPr>
-      </w:r>
-    </w:p>
-    <w:p>
-      <w:pPr>
-        <w:rPr>
-          <w:sz w:val="26"/>
-          <w:szCs w:val="26"/>
-        </w:rPr>
-      </w:pPr>
-      <w:r>
-        <w:rPr>
-          <w:rtl w:val="0"/>
-        </w:rPr>
-      </w:r>
-    </w:p>
-    <w:p>
-      <w:pPr>
-        <w:rPr>
-          <w:sz w:val="26"/>
-          <w:szCs w:val="26"/>
-        </w:rPr>
-      </w:pPr>
-      <w:r>
-        <w:rPr>
-          <w:rtl w:val="0"/>
-        </w:rPr>
-      </w:r>
-    </w:p>
-    <w:p>
-      <w:pPr>
-        <w:rPr>
-          <w:sz w:val="26"/>
-          <w:szCs w:val="26"/>
-        </w:rPr>
-      </w:pPr>
-      <w:r>
-        <w:rPr>
-          <w:rtl w:val="0"/>
-        </w:rPr>
-      </w:r>
-    </w:p>
-    <w:p>
-      <w:pPr>
-        <w:rPr>
-          <w:sz w:val="26"/>
-          <w:szCs w:val="26"/>
-        </w:rPr>
-      </w:pPr>
-      <w:r>
-        <w:rPr>
-          <w:rtl w:val="0"/>
-        </w:rPr>
-      </w:r>
-    </w:p>
-    <w:p>
-      <w:pPr>
-        <w:rPr>
-          <w:sz w:val="26"/>
-          <w:szCs w:val="26"/>
-        </w:rPr>
-      </w:pPr>
-      <w:r>
-        <w:rPr>
-          <w:rtl w:val="0"/>
-        </w:rPr>
-      </w:r>
-    </w:p>
-    <w:p>
-      <w:pPr>
-        <w:rPr>
-          <w:sz w:val="26"/>
-          <w:szCs w:val="26"/>
-        </w:rPr>
-      </w:pPr>
-      <w:r>
-        <w:rPr>
-          <w:rtl w:val="0"/>
-        </w:rPr>
-      </w:r>
-    </w:p>
-    <w:p>
-      <w:pPr>
-        <w:rPr>
-          <w:sz w:val="26"/>
-          <w:szCs w:val="26"/>
-        </w:rPr>
-      </w:pPr>
-      <w:r>
-        <w:rPr>
-          <w:rtl w:val="0"/>
-        </w:rPr>
-      </w:r>
-    </w:p>
-    <w:p>
-      <w:pPr>
-        <w:rPr>
-          <w:sz w:val="26"/>
-          <w:szCs w:val="26"/>
-        </w:rPr>
-      </w:pPr>
-      <w:r>
-        <w:rPr>
-          <w:rtl w:val="0"/>
-        </w:rPr>
-      </w:r>
-    </w:p>
-    <w:p>
-      <w:pPr>
-        <w:rPr>
-          <w:sz w:val="26"/>
-          <w:szCs w:val="26"/>
-        </w:rPr>
-      </w:pPr>
-      <w:r>
-        <w:rPr>
-          <w:sz w:val="26"/>
-          <w:szCs w:val="26"/>
-        </w:rPr>
-        <w:drawing>
-          <wp:inline distB="114300" distT="114300" distL="114300" distR="114300">
-            <wp:extent cx="6286500" cy="2647950"/>
-            <wp:effectExtent b="0" l="0" r="0" t="0"/>
-            <wp:docPr id="1" name="image11.png"/>
-            <a:graphic>
-              <a:graphicData uri="http://schemas.openxmlformats.org/drawingml/2006/picture">
-                <pic:pic>
-                  <pic:nvPicPr>
-                    <pic:cNvPr id="0" name="image11.png"/>
-                    <pic:cNvPicPr preferRelativeResize="0"/>
-                  </pic:nvPicPr>
-                  <pic:blipFill>
-                    <a:blip r:embed="rId12"/>
-                    <a:srcRect b="0" l="0" r="0" t="0"/>
-                    <a:stretch>
-                      <a:fillRect/>
-                    </a:stretch>
-                  </pic:blipFill>
-                  <pic:spPr>
-                    <a:xfrm>
-                      <a:off x="0" y="0"/>
-                      <a:ext cx="6286500" cy="2647950"/>
-                    </a:xfrm>
-                    <a:prstGeom prst="rect"/>
-                    <a:ln/>
-                  </pic:spPr>
-                </pic:pic>
-              </a:graphicData>
-            </a:graphic>
-          </wp:inline>
-        </w:drawing>
-      </w:r>
-      <w:r>
-        <w:rPr>
-          <w:rtl w:val="0"/>
-        </w:rPr>
-      </w:r>
-    </w:p>
-    <w:p>
-      <w:pPr>
-        <w:rPr>
-          <w:sz w:val="26"/>
-          <w:szCs w:val="26"/>
-        </w:rPr>
-      </w:pPr>
-      <w:r>
-        <w:rPr>
-          <w:sz w:val="26"/>
-          <w:szCs w:val="26"/>
-        </w:rPr>
-        <w:drawing>
-          <wp:inline distB="114300" distT="114300" distL="114300" distR="114300">
-            <wp:extent cx="6057900" cy="409575"/>
-            <wp:effectExtent b="0" l="0" r="0" t="0"/>
-            <wp:docPr id="7" name="image2.png"/>
-            <a:graphic>
-              <a:graphicData uri="http://schemas.openxmlformats.org/drawingml/2006/picture">
-                <pic:pic>
-                  <pic:nvPicPr>
-                    <pic:cNvPr id="0" name="image2.png"/>
-                    <pic:cNvPicPr preferRelativeResize="0"/>
-                  </pic:nvPicPr>
-                  <pic:blipFill>
-                    <a:blip r:embed="rId10"/>
-                    <a:srcRect b="0" l="0" r="0" t="0"/>
-                    <a:stretch>
-                      <a:fillRect/>
-                    </a:stretch>
-                  </pic:blipFill>
-                  <pic:spPr>
-                    <a:xfrm>
-                      <a:off x="0" y="0"/>
-                      <a:ext cx="6057900" cy="409575"/>
-                    </a:xfrm>
-                    <a:prstGeom prst="rect"/>
-                    <a:ln/>
-                  </pic:spPr>
-                </pic:pic>
-              </a:graphicData>
-            </a:graphic>
-          </wp:inline>
-        </w:drawing>
-      </w:r>
-      <w:r>
-        <w:rPr>
-          <w:rtl w:val="0"/>
-        </w:rPr>
-      </w:r>
-    </w:p>
-    <w:p>
-      <w:pPr>
-        <w:rPr>
-          <w:sz w:val="26"/>
-          <w:szCs w:val="26"/>
-        </w:rPr>
-      </w:pPr>
-      <w:r>
-        <w:rPr>
-          <w:sz w:val="26"/>
-          <w:szCs w:val="26"/>
-          <w:rtl w:val="0"/>
-        </w:rPr>
-        <w:t xml:space="preserve">     </w:t>
-      </w:r>
-    </w:p>
-    <w:p>
-      <w:pPr>
-        <w:rPr>
-          <w:sz w:val="26"/>
-          <w:szCs w:val="26"/>
-        </w:rPr>
-      </w:pPr>
-      <w:r>
-        <w:rPr>
-          <w:rtl w:val="0"/>
-        </w:rPr>
-      </w:r>
-    </w:p>
-    <w:p>
-      <w:pPr>
-        <w:rPr>
-          <w:sz w:val="52"/>
-          <w:szCs w:val="52"/>
-        </w:rPr>
-      </w:pPr>
-      <w:r>
-        <w:rPr>
-          <w:sz w:val="52"/>
-          <w:szCs w:val="52"/>
-          <w:rtl w:val="0"/>
-        </w:rPr>
-        <w:t xml:space="preserve">Answers </w:t>
-      </w:r>
-    </w:p>
-    <w:p>
-      <w:pPr>
-        <w:rPr/>
-      </w:pPr>
-      <w:r>
-        <w:rPr>
-          <w:sz w:val="27"/>
-          <w:szCs w:val="27"/>
-          <w:rtl w:val="0"/>
-        </w:rPr>
-        <w:t xml:space="preserve">a)  </w:t>
-      </w:r>
-      <w:r>
-        <w:rPr>
-          <w:rtl w:val="0"/>
-        </w:rPr>
-        <w:t xml:space="preserve">Use an online 2D Calculator.  Insert image here.</w:t>
-      </w:r>
-    </w:p>
-    <w:p>
-      <w:pPr>
-        <w:rPr>
-          <w:sz w:val="27"/>
-          <w:szCs w:val="27"/>
-        </w:rPr>
-      </w:pPr>
-      <w:r>
-        <w:rPr>
-          <w:rtl w:val="0"/>
-        </w:rPr>
-      </w:r>
-    </w:p>
-    <w:p>
-      <w:pPr>
-        <w:rPr/>
-      </w:pPr>
-      <w:r>
-        <w:rPr>
-          <w:rtl w:val="0"/>
-        </w:rPr>
-      </w:r>
-    </w:p>
-    <w:p>
-      <w:pPr>
-        <w:rPr/>
-      </w:pPr>
-      <w:r>
-        <w:rPr>
-          <w:rtl w:val="0"/>
-        </w:rPr>
-      </w:r>
-    </w:p>
-    <w:p>
-      <w:pPr>
-        <w:rPr>
-          <w:sz w:val="27"/>
-          <w:szCs w:val="27"/>
-        </w:rPr>
-      </w:pPr>
-      <w:r>
-        <w:rPr>
-          <w:sz w:val="27"/>
-          <w:szCs w:val="27"/>
-          <w:rtl w:val="0"/>
-        </w:rPr>
-        <w:t xml:space="preserve">b)</w:t>
-      </w:r>
-    </w:p>
-    <w:p>
-      <w:pPr>
-        <w:rPr>
-          <w:sz w:val="26"/>
-          <w:szCs w:val="26"/>
-        </w:rPr>
-      </w:pPr>
-      <w:r>
-        <w:rPr>
-          <w:rtl w:val="0"/>
-        </w:rPr>
-      </w:r>
-    </w:p>
-    <w:p>
-      <w:pPr>
-        <w:rPr>
-          <w:sz w:val="26"/>
-          <w:szCs w:val="26"/>
-        </w:rPr>
-      </w:pPr>
-      <w:r>
-        <w:rPr>
-          <w:rtl w:val="0"/>
-        </w:rPr>
-      </w:r>
-    </w:p>
-    <w:p>
-      <w:pPr>
-        <w:rPr>
-          <w:sz w:val="26"/>
-          <w:szCs w:val="26"/>
-        </w:rPr>
-      </w:pPr>
-      <w:r>
-        <w:rPr>
-          <w:rtl w:val="0"/>
-        </w:rPr>
-      </w:r>
-    </w:p>
-    <w:p>
-      <w:pPr>
-        <w:rPr>
-          <w:sz w:val="26"/>
-          <w:szCs w:val="26"/>
-        </w:rPr>
-      </w:pPr>
-      <w:r>
-        <w:rPr>
-          <w:rtl w:val="0"/>
-        </w:rPr>
-      </w:r>
-    </w:p>
-    <w:p>
-      <w:pPr>
-        <w:rPr>
-          <w:sz w:val="26"/>
-          <w:szCs w:val="26"/>
-        </w:rPr>
-      </w:pPr>
-      <w:r>
-        <w:rPr>
-          <w:rtl w:val="0"/>
-        </w:rPr>
-      </w:r>
-    </w:p>
-    <w:p>
-      <w:pPr>
-        <w:rPr>
-          <w:sz w:val="26"/>
-          <w:szCs w:val="26"/>
-        </w:rPr>
-      </w:pPr>
-      <w:r>
-        <w:rPr>
-          <w:rtl w:val="0"/>
-        </w:rPr>
-      </w:r>
-    </w:p>
-    <w:p>
-      <w:pPr>
-        <w:rPr>
-          <w:sz w:val="26"/>
-          <w:szCs w:val="26"/>
-        </w:rPr>
-      </w:pPr>
-      <w:r>
-        <w:rPr>
-          <w:rtl w:val="0"/>
-        </w:rPr>
-      </w:r>
-    </w:p>
-    <w:p>
-      <w:pPr>
-        <w:rPr>
-          <w:sz w:val="26"/>
-          <w:szCs w:val="26"/>
-        </w:rPr>
-      </w:pPr>
-      <w:r>
-        <w:rPr>
-          <w:rtl w:val="0"/>
-        </w:rPr>
-      </w:r>
-    </w:p>
-    <w:p>
-      <w:pPr>
-        <w:rPr>
-          <w:sz w:val="26"/>
-          <w:szCs w:val="26"/>
-        </w:rPr>
-      </w:pPr>
-      <w:r>
-        <w:rPr>
-          <w:rtl w:val="0"/>
-        </w:rPr>
-      </w:r>
-    </w:p>
-    <w:p>
-      <w:pPr>
-        <w:rPr>
-          <w:sz w:val="26"/>
-          <w:szCs w:val="26"/>
-        </w:rPr>
-      </w:pPr>
-      <w:r>
-        <w:rPr>
-          <w:rtl w:val="0"/>
-        </w:rPr>
-      </w:r>
-    </w:p>
-    <w:p>
-      <w:pPr>
-        <w:rPr>
-          <w:sz w:val="26"/>
-          <w:szCs w:val="26"/>
-        </w:rPr>
-      </w:pPr>
-      <w:r>
-        <w:rPr>
-          <w:rtl w:val="0"/>
-        </w:rPr>
-      </w:r>
-    </w:p>
-    <w:p>
-      <w:pPr>
-        <w:rPr>
-          <w:sz w:val="26"/>
-          <w:szCs w:val="26"/>
-        </w:rPr>
-      </w:pPr>
-      <w:r>
-        <w:rPr>
-          <w:sz w:val="26"/>
-          <w:szCs w:val="26"/>
-        </w:rPr>
-        <w:drawing>
-          <wp:inline distB="114300" distT="114300" distL="114300" distR="114300">
-            <wp:extent cx="6858000" cy="2705100"/>
-            <wp:effectExtent b="0" l="0" r="0" t="0"/>
-            <wp:docPr id="4" name="image12.png"/>
-            <a:graphic>
-              <a:graphicData uri="http://schemas.openxmlformats.org/drawingml/2006/picture">
-                <pic:pic>
-                  <pic:nvPicPr>
-                    <pic:cNvPr id="0" name="image12.png"/>
-                    <pic:cNvPicPr preferRelativeResize="0"/>
-                  </pic:nvPicPr>
-                  <pic:blipFill>
-                    <a:blip r:embed="rId13"/>
-                    <a:srcRect b="0" l="0" r="0" t="0"/>
-                    <a:stretch>
-                      <a:fillRect/>
-                    </a:stretch>
-                  </pic:blipFill>
-                  <pic:spPr>
-                    <a:xfrm>
-                      <a:off x="0" y="0"/>
-                      <a:ext cx="6858000" cy="2705100"/>
-                    </a:xfrm>
-                    <a:prstGeom prst="rect"/>
-                    <a:ln/>
-                  </pic:spPr>
-                </pic:pic>
-              </a:graphicData>
-            </a:graphic>
-          </wp:inline>
-        </w:drawing>
-      </w:r>
-      <w:r>
-        <w:rPr>
-          <w:rtl w:val="0"/>
-        </w:rPr>
-      </w:r>
-    </w:p>
-    <w:p>
-      <w:pPr>
-        <w:rPr>
-          <w:sz w:val="26"/>
-          <w:szCs w:val="26"/>
-        </w:rPr>
-      </w:pPr>
-      <w:r>
-        <w:rPr>
-          <w:sz w:val="26"/>
-          <w:szCs w:val="26"/>
-        </w:rPr>
-        <w:drawing>
-          <wp:inline distB="114300" distT="114300" distL="114300" distR="114300">
-            <wp:extent cx="6057900" cy="409575"/>
-            <wp:effectExtent b="0" l="0" r="0" t="0"/>
-            <wp:docPr id="12" name="image4.png"/>
+            <wp:docPr id="11" name="image4.png"/>
             <a:graphic>
               <a:graphicData uri="http://schemas.openxmlformats.org/drawingml/2006/picture">
                 <pic:pic>
@@ -1742,19 +1043,6 @@
     <w:p>
       <w:pPr>
         <w:rPr>
-          <w:sz w:val="26"/>
-          <w:szCs w:val="26"/>
-        </w:rPr>
-      </w:pPr>
-      <w:r>
-        <w:rPr>
-          <w:rtl w:val="0"/>
-        </w:rPr>
-      </w:r>
-    </w:p>
-    <w:p>
-      <w:pPr>
-        <w:rPr>
           <w:sz w:val="52"/>
           <w:szCs w:val="52"/>
         </w:rPr>
@@ -1784,20 +1072,6 @@
         <w:rPr>
           <w:rtl w:val="0"/>
         </w:rPr>
-        <w:t xml:space="preserve">Use an online 2D Calculator.  Insert image here.</w:t>
-      </w:r>
-    </w:p>
-    <w:p>
-      <w:pPr>
-        <w:rPr>
-          <w:sz w:val="27"/>
-          <w:szCs w:val="27"/>
-        </w:rPr>
-      </w:pPr>
-      <w:r>
-        <w:rPr>
-          <w:rtl w:val="0"/>
-        </w:rPr>
       </w:r>
     </w:p>
     <w:p>
@@ -1834,6 +1108,32 @@
           <w:rtl w:val="0"/>
         </w:rPr>
         <w:t xml:space="preserve">b)</w:t>
+      </w:r>
+    </w:p>
+    <w:p>
+      <w:pPr>
+        <w:rPr>
+          <w:sz w:val="26"/>
+          <w:szCs w:val="26"/>
+        </w:rPr>
+      </w:pPr>
+      <w:r>
+        <w:rPr>
+          <w:rtl w:val="0"/>
+        </w:rPr>
+      </w:r>
+    </w:p>
+    <w:p>
+      <w:pPr>
+        <w:rPr>
+          <w:sz w:val="26"/>
+          <w:szCs w:val="26"/>
+        </w:rPr>
+      </w:pPr>
+      <w:r>
+        <w:rPr>
+          <w:rtl w:val="0"/>
+        </w:rPr>
       </w:r>
     </w:p>
     <w:p>
@@ -1967,14 +1267,385 @@
         </w:rPr>
         <w:drawing>
           <wp:inline distB="114300" distT="114300" distL="114300" distR="114300">
-            <wp:extent cx="6858000" cy="2857500"/>
+            <wp:extent cx="9144000" cy="4279900"/>
             <wp:effectExtent b="0" l="0" r="0" t="0"/>
-            <wp:docPr id="11" name="image13.png"/>
+            <wp:docPr id="10" name="image6.png"/>
             <a:graphic>
               <a:graphicData uri="http://schemas.openxmlformats.org/drawingml/2006/picture">
                 <pic:pic>
                   <pic:nvPicPr>
-                    <pic:cNvPr id="0" name="image13.png"/>
+                    <pic:cNvPr id="0" name="image6.png"/>
+                    <pic:cNvPicPr preferRelativeResize="0"/>
+                  </pic:nvPicPr>
+                  <pic:blipFill>
+                    <a:blip r:embed="rId12"/>
+                    <a:srcRect b="0" l="0" r="0" t="0"/>
+                    <a:stretch>
+                      <a:fillRect/>
+                    </a:stretch>
+                  </pic:blipFill>
+                  <pic:spPr>
+                    <a:xfrm>
+                      <a:off x="0" y="0"/>
+                      <a:ext cx="9144000" cy="4279900"/>
+                    </a:xfrm>
+                    <a:prstGeom prst="rect"/>
+                    <a:ln/>
+                  </pic:spPr>
+                </pic:pic>
+              </a:graphicData>
+            </a:graphic>
+          </wp:inline>
+        </w:drawing>
+      </w:r>
+      <w:r>
+        <w:rPr>
+          <w:rtl w:val="0"/>
+        </w:rPr>
+      </w:r>
+    </w:p>
+    <w:p>
+      <w:pPr>
+        <w:rPr>
+          <w:sz w:val="26"/>
+          <w:szCs w:val="26"/>
+        </w:rPr>
+      </w:pPr>
+      <w:r>
+        <w:rPr>
+          <w:sz w:val="26"/>
+          <w:szCs w:val="26"/>
+          <w:rtl w:val="0"/>
+        </w:rPr>
+        <w:t xml:space="preserve">   </w:t>
+      </w:r>
+    </w:p>
+    <w:p>
+      <w:pPr>
+        <w:rPr>
+          <w:sz w:val="26"/>
+          <w:szCs w:val="26"/>
+        </w:rPr>
+      </w:pPr>
+      <w:r>
+        <w:rPr>
+          <w:rtl w:val="0"/>
+        </w:rPr>
+      </w:r>
+    </w:p>
+    <w:p>
+      <w:pPr>
+        <w:rPr>
+          <w:sz w:val="52"/>
+          <w:szCs w:val="52"/>
+        </w:rPr>
+      </w:pPr>
+      <w:r>
+        <w:rPr>
+          <w:sz w:val="52"/>
+          <w:szCs w:val="52"/>
+          <w:rtl w:val="0"/>
+        </w:rPr>
+        <w:t xml:space="preserve">Answers </w:t>
+      </w:r>
+    </w:p>
+    <w:p>
+      <w:pPr>
+        <w:rPr>
+          <w:sz w:val="27"/>
+          <w:szCs w:val="27"/>
+        </w:rPr>
+      </w:pPr>
+      <w:r>
+        <w:rPr>
+          <w:sz w:val="27"/>
+          <w:szCs w:val="27"/>
+          <w:rtl w:val="0"/>
+        </w:rPr>
+        <w:t xml:space="preserve">a) </w:t>
+      </w:r>
+    </w:p>
+    <w:p>
+      <w:pPr>
+        <w:rPr/>
+      </w:pPr>
+      <w:r>
+        <w:rPr>
+          <w:rtl w:val="0"/>
+        </w:rPr>
+      </w:r>
+    </w:p>
+    <w:p>
+      <w:pPr>
+        <w:rPr/>
+      </w:pPr>
+      <w:r>
+        <w:rPr>
+          <w:rtl w:val="0"/>
+        </w:rPr>
+      </w:r>
+    </w:p>
+    <w:p>
+      <w:pPr>
+        <w:rPr>
+          <w:sz w:val="27"/>
+          <w:szCs w:val="27"/>
+        </w:rPr>
+      </w:pPr>
+      <w:r>
+        <w:rPr>
+          <w:sz w:val="27"/>
+          <w:szCs w:val="27"/>
+          <w:rtl w:val="0"/>
+        </w:rPr>
+        <w:t xml:space="preserve">b)</w:t>
+      </w:r>
+    </w:p>
+    <w:p>
+      <w:pPr>
+        <w:rPr>
+          <w:sz w:val="26"/>
+          <w:szCs w:val="26"/>
+        </w:rPr>
+      </w:pPr>
+      <w:r>
+        <w:rPr>
+          <w:rtl w:val="0"/>
+        </w:rPr>
+      </w:r>
+    </w:p>
+    <w:p>
+      <w:pPr>
+        <w:rPr>
+          <w:sz w:val="26"/>
+          <w:szCs w:val="26"/>
+        </w:rPr>
+      </w:pPr>
+      <w:r>
+        <w:rPr>
+          <w:rtl w:val="0"/>
+        </w:rPr>
+      </w:r>
+    </w:p>
+    <w:p>
+      <w:pPr>
+        <w:rPr>
+          <w:sz w:val="26"/>
+          <w:szCs w:val="26"/>
+        </w:rPr>
+      </w:pPr>
+      <w:r>
+        <w:rPr>
+          <w:sz w:val="26"/>
+          <w:szCs w:val="26"/>
+        </w:rPr>
+        <w:drawing>
+          <wp:inline distB="114300" distT="114300" distL="114300" distR="114300">
+            <wp:extent cx="9144000" cy="4216400"/>
+            <wp:effectExtent b="0" l="0" r="0" t="0"/>
+            <wp:docPr id="5" name="image11.png"/>
+            <a:graphic>
+              <a:graphicData uri="http://schemas.openxmlformats.org/drawingml/2006/picture">
+                <pic:pic>
+                  <pic:nvPicPr>
+                    <pic:cNvPr id="0" name="image11.png"/>
+                    <pic:cNvPicPr preferRelativeResize="0"/>
+                  </pic:nvPicPr>
+                  <pic:blipFill>
+                    <a:blip r:embed="rId13"/>
+                    <a:srcRect b="0" l="0" r="0" t="0"/>
+                    <a:stretch>
+                      <a:fillRect/>
+                    </a:stretch>
+                  </pic:blipFill>
+                  <pic:spPr>
+                    <a:xfrm>
+                      <a:off x="0" y="0"/>
+                      <a:ext cx="9144000" cy="4216400"/>
+                    </a:xfrm>
+                    <a:prstGeom prst="rect"/>
+                    <a:ln/>
+                  </pic:spPr>
+                </pic:pic>
+              </a:graphicData>
+            </a:graphic>
+          </wp:inline>
+        </w:drawing>
+      </w:r>
+      <w:r>
+        <w:rPr>
+          <w:rtl w:val="0"/>
+        </w:rPr>
+      </w:r>
+    </w:p>
+    <w:p>
+      <w:pPr>
+        <w:rPr>
+          <w:sz w:val="26"/>
+          <w:szCs w:val="26"/>
+        </w:rPr>
+      </w:pPr>
+      <w:r>
+        <w:rPr>
+          <w:rtl w:val="0"/>
+        </w:rPr>
+      </w:r>
+    </w:p>
+    <w:p>
+      <w:pPr>
+        <w:rPr>
+          <w:sz w:val="52"/>
+          <w:szCs w:val="52"/>
+        </w:rPr>
+      </w:pPr>
+      <w:r>
+        <w:rPr>
+          <w:sz w:val="52"/>
+          <w:szCs w:val="52"/>
+          <w:rtl w:val="0"/>
+        </w:rPr>
+        <w:t xml:space="preserve">Answers </w:t>
+      </w:r>
+    </w:p>
+    <w:p>
+      <w:pPr>
+        <w:rPr>
+          <w:sz w:val="27"/>
+          <w:szCs w:val="27"/>
+        </w:rPr>
+      </w:pPr>
+      <w:r>
+        <w:rPr>
+          <w:sz w:val="27"/>
+          <w:szCs w:val="27"/>
+          <w:rtl w:val="0"/>
+        </w:rPr>
+        <w:t xml:space="preserve">a)  </w:t>
+      </w:r>
+    </w:p>
+    <w:p>
+      <w:pPr>
+        <w:rPr/>
+      </w:pPr>
+      <w:r>
+        <w:rPr>
+          <w:rtl w:val="0"/>
+        </w:rPr>
+      </w:r>
+    </w:p>
+    <w:p>
+      <w:pPr>
+        <w:rPr/>
+      </w:pPr>
+      <w:r>
+        <w:rPr>
+          <w:rtl w:val="0"/>
+        </w:rPr>
+      </w:r>
+    </w:p>
+    <w:p>
+      <w:pPr>
+        <w:rPr>
+          <w:sz w:val="27"/>
+          <w:szCs w:val="27"/>
+        </w:rPr>
+      </w:pPr>
+      <w:r>
+        <w:rPr>
+          <w:sz w:val="27"/>
+          <w:szCs w:val="27"/>
+          <w:rtl w:val="0"/>
+        </w:rPr>
+        <w:t xml:space="preserve">b)</w:t>
+      </w:r>
+    </w:p>
+    <w:p>
+      <w:pPr>
+        <w:rPr>
+          <w:sz w:val="26"/>
+          <w:szCs w:val="26"/>
+        </w:rPr>
+      </w:pPr>
+      <w:r>
+        <w:rPr>
+          <w:rtl w:val="0"/>
+        </w:rPr>
+      </w:r>
+    </w:p>
+    <w:p>
+      <w:pPr>
+        <w:rPr>
+          <w:sz w:val="26"/>
+          <w:szCs w:val="26"/>
+        </w:rPr>
+      </w:pPr>
+      <w:r>
+        <w:rPr>
+          <w:rtl w:val="0"/>
+        </w:rPr>
+      </w:r>
+    </w:p>
+    <w:p>
+      <w:pPr>
+        <w:rPr>
+          <w:sz w:val="26"/>
+          <w:szCs w:val="26"/>
+        </w:rPr>
+      </w:pPr>
+      <w:r>
+        <w:rPr>
+          <w:rtl w:val="0"/>
+        </w:rPr>
+      </w:r>
+    </w:p>
+    <w:p>
+      <w:pPr>
+        <w:rPr>
+          <w:sz w:val="26"/>
+          <w:szCs w:val="26"/>
+        </w:rPr>
+      </w:pPr>
+      <w:r>
+        <w:rPr>
+          <w:rtl w:val="0"/>
+        </w:rPr>
+      </w:r>
+    </w:p>
+    <w:p>
+      <w:pPr>
+        <w:rPr>
+          <w:sz w:val="26"/>
+          <w:szCs w:val="26"/>
+        </w:rPr>
+      </w:pPr>
+      <w:r>
+        <w:rPr>
+          <w:rtl w:val="0"/>
+        </w:rPr>
+      </w:r>
+    </w:p>
+    <w:p>
+      <w:pPr>
+        <w:rPr>
+          <w:sz w:val="26"/>
+          <w:szCs w:val="26"/>
+        </w:rPr>
+      </w:pPr>
+      <w:r>
+        <w:rPr>
+          <w:sz w:val="26"/>
+          <w:szCs w:val="26"/>
+        </w:rPr>
+        <w:drawing>
+          <wp:inline distB="114300" distT="114300" distL="114300" distR="114300">
+            <wp:extent cx="9144000" cy="4254500"/>
+            <wp:effectExtent b="0" l="0" r="0" t="0"/>
+            <wp:docPr id="9" name="image5.png"/>
+            <a:graphic>
+              <a:graphicData uri="http://schemas.openxmlformats.org/drawingml/2006/picture">
+                <pic:pic>
+                  <pic:nvPicPr>
+                    <pic:cNvPr id="0" name="image5.png"/>
                     <pic:cNvPicPr preferRelativeResize="0"/>
                   </pic:nvPicPr>
                   <pic:blipFill>
@@ -1987,7 +1658,7 @@
                   <pic:spPr>
                     <a:xfrm>
                       <a:off x="0" y="0"/>
-                      <a:ext cx="6858000" cy="2857500"/>
+                      <a:ext cx="9144000" cy="4254500"/>
                     </a:xfrm>
                     <a:prstGeom prst="rect"/>
                     <a:ln/>
@@ -2013,310 +1684,154 @@
       </w:pPr>
       <w:r>
         <w:rPr>
+          <w:rtl w:val="0"/>
+        </w:rPr>
+      </w:r>
+    </w:p>
+    <w:p>
+      <w:pPr>
+        <w:rPr>
+          <w:sz w:val="26"/>
+          <w:szCs w:val="26"/>
+        </w:rPr>
+      </w:pPr>
+      <w:r>
+        <w:rPr>
+          <w:rtl w:val="0"/>
+        </w:rPr>
+      </w:r>
+    </w:p>
+    <w:p>
+      <w:pPr>
+        <w:rPr>
+          <w:sz w:val="52"/>
+          <w:szCs w:val="52"/>
+        </w:rPr>
+      </w:pPr>
+      <w:r>
+        <w:rPr>
+          <w:sz w:val="52"/>
+          <w:szCs w:val="52"/>
+          <w:rtl w:val="0"/>
+        </w:rPr>
+        <w:t xml:space="preserve">Answers </w:t>
+      </w:r>
+    </w:p>
+    <w:p>
+      <w:pPr>
+        <w:rPr/>
+      </w:pPr>
+      <w:r>
+        <w:rPr>
+          <w:sz w:val="27"/>
+          <w:szCs w:val="27"/>
+          <w:rtl w:val="0"/>
+        </w:rPr>
+        <w:t xml:space="preserve">a) </w:t>
+      </w:r>
+      <w:r>
+        <w:rPr>
+          <w:rtl w:val="0"/>
+        </w:rPr>
+      </w:r>
+    </w:p>
+    <w:p>
+      <w:pPr>
+        <w:rPr>
+          <w:sz w:val="27"/>
+          <w:szCs w:val="27"/>
+        </w:rPr>
+      </w:pPr>
+      <w:r>
+        <w:rPr>
+          <w:rtl w:val="0"/>
+        </w:rPr>
+      </w:r>
+    </w:p>
+    <w:p>
+      <w:pPr>
+        <w:rPr/>
+      </w:pPr>
+      <w:r>
+        <w:rPr>
+          <w:rtl w:val="0"/>
+        </w:rPr>
+      </w:r>
+    </w:p>
+    <w:p>
+      <w:pPr>
+        <w:rPr/>
+      </w:pPr>
+      <w:r>
+        <w:rPr>
+          <w:rtl w:val="0"/>
+        </w:rPr>
+      </w:r>
+    </w:p>
+    <w:p>
+      <w:pPr>
+        <w:rPr>
+          <w:sz w:val="27"/>
+          <w:szCs w:val="27"/>
+        </w:rPr>
+      </w:pPr>
+      <w:r>
+        <w:rPr>
+          <w:sz w:val="27"/>
+          <w:szCs w:val="27"/>
+          <w:rtl w:val="0"/>
+        </w:rPr>
+        <w:t xml:space="preserve">b)</w:t>
+      </w:r>
+    </w:p>
+    <w:p>
+      <w:pPr>
+        <w:rPr>
+          <w:sz w:val="26"/>
+          <w:szCs w:val="26"/>
+        </w:rPr>
+      </w:pPr>
+      <w:r>
+        <w:rPr>
+          <w:rtl w:val="0"/>
+        </w:rPr>
+      </w:r>
+    </w:p>
+    <w:p>
+      <w:pPr>
+        <w:rPr>
+          <w:sz w:val="26"/>
+          <w:szCs w:val="26"/>
+        </w:rPr>
+      </w:pPr>
+      <w:r>
+        <w:rPr>
+          <w:rtl w:val="0"/>
+        </w:rPr>
+      </w:r>
+    </w:p>
+    <w:p>
+      <w:pPr>
+        <w:rPr>
+          <w:sz w:val="26"/>
+          <w:szCs w:val="26"/>
+        </w:rPr>
+      </w:pPr>
+      <w:r>
+        <w:rPr>
           <w:sz w:val="26"/>
           <w:szCs w:val="26"/>
         </w:rPr>
         <w:drawing>
           <wp:inline distB="114300" distT="114300" distL="114300" distR="114300">
-            <wp:extent cx="6057900" cy="409575"/>
+            <wp:extent cx="9144000" cy="4279900"/>
             <wp:effectExtent b="0" l="0" r="0" t="0"/>
-            <wp:docPr id="15" name="image1.png"/>
+            <wp:docPr id="4" name="image2.png"/>
             <a:graphic>
               <a:graphicData uri="http://schemas.openxmlformats.org/drawingml/2006/picture">
                 <pic:pic>
                   <pic:nvPicPr>
-                    <pic:cNvPr id="0" name="image1.png"/>
-                    <pic:cNvPicPr preferRelativeResize="0"/>
-                  </pic:nvPicPr>
-                  <pic:blipFill>
-                    <a:blip r:embed="rId10"/>
-                    <a:srcRect b="0" l="0" r="0" t="0"/>
-                    <a:stretch>
-                      <a:fillRect/>
-                    </a:stretch>
-                  </pic:blipFill>
-                  <pic:spPr>
-                    <a:xfrm>
-                      <a:off x="0" y="0"/>
-                      <a:ext cx="6057900" cy="409575"/>
-                    </a:xfrm>
-                    <a:prstGeom prst="rect"/>
-                    <a:ln/>
-                  </pic:spPr>
-                </pic:pic>
-              </a:graphicData>
-            </a:graphic>
-          </wp:inline>
-        </w:drawing>
-      </w:r>
-      <w:r>
-        <w:rPr>
-          <w:rtl w:val="0"/>
-        </w:rPr>
-      </w:r>
-    </w:p>
-    <w:p>
-      <w:pPr>
-        <w:rPr>
-          <w:sz w:val="26"/>
-          <w:szCs w:val="26"/>
-        </w:rPr>
-      </w:pPr>
-      <w:r>
-        <w:rPr>
-          <w:rtl w:val="0"/>
-        </w:rPr>
-      </w:r>
-    </w:p>
-    <w:p>
-      <w:pPr>
-        <w:rPr>
-          <w:sz w:val="26"/>
-          <w:szCs w:val="26"/>
-        </w:rPr>
-      </w:pPr>
-      <w:r>
-        <w:rPr>
-          <w:rtl w:val="0"/>
-        </w:rPr>
-      </w:r>
-    </w:p>
-    <w:p>
-      <w:pPr>
-        <w:rPr>
-          <w:sz w:val="52"/>
-          <w:szCs w:val="52"/>
-        </w:rPr>
-      </w:pPr>
-      <w:r>
-        <w:rPr>
-          <w:sz w:val="52"/>
-          <w:szCs w:val="52"/>
-          <w:rtl w:val="0"/>
-        </w:rPr>
-        <w:t xml:space="preserve">Answers </w:t>
-      </w:r>
-    </w:p>
-    <w:p>
-      <w:pPr>
-        <w:rPr/>
-      </w:pPr>
-      <w:r>
-        <w:rPr>
-          <w:sz w:val="27"/>
-          <w:szCs w:val="27"/>
-          <w:rtl w:val="0"/>
-        </w:rPr>
-        <w:t xml:space="preserve">a)  </w:t>
-      </w:r>
-      <w:r>
-        <w:rPr>
-          <w:rtl w:val="0"/>
-        </w:rPr>
-        <w:t xml:space="preserve">Use an online 2D Calculator.  Insert image here.</w:t>
-      </w:r>
-    </w:p>
-    <w:p>
-      <w:pPr>
-        <w:rPr>
-          <w:sz w:val="27"/>
-          <w:szCs w:val="27"/>
-        </w:rPr>
-      </w:pPr>
-      <w:r>
-        <w:rPr>
-          <w:rtl w:val="0"/>
-        </w:rPr>
-      </w:r>
-    </w:p>
-    <w:p>
-      <w:pPr>
-        <w:rPr/>
-      </w:pPr>
-      <w:r>
-        <w:rPr>
-          <w:rtl w:val="0"/>
-        </w:rPr>
-      </w:r>
-    </w:p>
-    <w:p>
-      <w:pPr>
-        <w:rPr/>
-      </w:pPr>
-      <w:r>
-        <w:rPr>
-          <w:rtl w:val="0"/>
-        </w:rPr>
-      </w:r>
-    </w:p>
-    <w:p>
-      <w:pPr>
-        <w:rPr>
-          <w:sz w:val="27"/>
-          <w:szCs w:val="27"/>
-        </w:rPr>
-      </w:pPr>
-      <w:r>
-        <w:rPr>
-          <w:sz w:val="27"/>
-          <w:szCs w:val="27"/>
-          <w:rtl w:val="0"/>
-        </w:rPr>
-        <w:t xml:space="preserve">b)</w:t>
-      </w:r>
-    </w:p>
-    <w:p>
-      <w:pPr>
-        <w:rPr>
-          <w:sz w:val="26"/>
-          <w:szCs w:val="26"/>
-        </w:rPr>
-      </w:pPr>
-      <w:r>
-        <w:rPr>
-          <w:rtl w:val="0"/>
-        </w:rPr>
-      </w:r>
-    </w:p>
-    <w:p>
-      <w:pPr>
-        <w:rPr>
-          <w:sz w:val="26"/>
-          <w:szCs w:val="26"/>
-        </w:rPr>
-      </w:pPr>
-      <w:r>
-        <w:rPr>
-          <w:rtl w:val="0"/>
-        </w:rPr>
-      </w:r>
-    </w:p>
-    <w:p>
-      <w:pPr>
-        <w:rPr>
-          <w:sz w:val="26"/>
-          <w:szCs w:val="26"/>
-        </w:rPr>
-      </w:pPr>
-      <w:r>
-        <w:rPr>
-          <w:rtl w:val="0"/>
-        </w:rPr>
-      </w:r>
-    </w:p>
-    <w:p>
-      <w:pPr>
-        <w:rPr>
-          <w:sz w:val="26"/>
-          <w:szCs w:val="26"/>
-        </w:rPr>
-      </w:pPr>
-      <w:r>
-        <w:rPr>
-          <w:rtl w:val="0"/>
-        </w:rPr>
-      </w:r>
-    </w:p>
-    <w:p>
-      <w:pPr>
-        <w:rPr>
-          <w:sz w:val="26"/>
-          <w:szCs w:val="26"/>
-        </w:rPr>
-      </w:pPr>
-      <w:r>
-        <w:rPr>
-          <w:rtl w:val="0"/>
-        </w:rPr>
-      </w:r>
-    </w:p>
-    <w:p>
-      <w:pPr>
-        <w:rPr>
-          <w:sz w:val="26"/>
-          <w:szCs w:val="26"/>
-        </w:rPr>
-      </w:pPr>
-      <w:r>
-        <w:rPr>
-          <w:rtl w:val="0"/>
-        </w:rPr>
-      </w:r>
-    </w:p>
-    <w:p>
-      <w:pPr>
-        <w:rPr>
-          <w:sz w:val="26"/>
-          <w:szCs w:val="26"/>
-        </w:rPr>
-      </w:pPr>
-      <w:r>
-        <w:rPr>
-          <w:rtl w:val="0"/>
-        </w:rPr>
-      </w:r>
-    </w:p>
-    <w:p>
-      <w:pPr>
-        <w:rPr>
-          <w:sz w:val="26"/>
-          <w:szCs w:val="26"/>
-        </w:rPr>
-      </w:pPr>
-      <w:r>
-        <w:rPr>
-          <w:rtl w:val="0"/>
-        </w:rPr>
-      </w:r>
-    </w:p>
-    <w:p>
-      <w:pPr>
-        <w:rPr>
-          <w:sz w:val="26"/>
-          <w:szCs w:val="26"/>
-        </w:rPr>
-      </w:pPr>
-      <w:r>
-        <w:rPr>
-          <w:rtl w:val="0"/>
-        </w:rPr>
-      </w:r>
-    </w:p>
-    <w:p>
-      <w:pPr>
-        <w:rPr>
-          <w:sz w:val="26"/>
-          <w:szCs w:val="26"/>
-        </w:rPr>
-      </w:pPr>
-      <w:r>
-        <w:rPr>
-          <w:rtl w:val="0"/>
-        </w:rPr>
-      </w:r>
-    </w:p>
-    <w:p>
-      <w:pPr>
-        <w:rPr>
-          <w:sz w:val="26"/>
-          <w:szCs w:val="26"/>
-        </w:rPr>
-      </w:pPr>
-      <w:r>
-        <w:rPr>
-          <w:sz w:val="26"/>
-          <w:szCs w:val="26"/>
-        </w:rPr>
-        <w:drawing>
-          <wp:inline distB="114300" distT="114300" distL="114300" distR="114300">
-            <wp:extent cx="6781800" cy="3067050"/>
-            <wp:effectExtent b="0" l="0" r="0" t="0"/>
-            <wp:docPr id="13" name="image10.png"/>
-            <a:graphic>
-              <a:graphicData uri="http://schemas.openxmlformats.org/drawingml/2006/picture">
-                <pic:pic>
-                  <pic:nvPicPr>
-                    <pic:cNvPr id="0" name="image10.png"/>
+                    <pic:cNvPr id="0" name="image2.png"/>
                     <pic:cNvPicPr preferRelativeResize="0"/>
                   </pic:nvPicPr>
                   <pic:blipFill>
@@ -2329,7 +1844,7 @@
                   <pic:spPr>
                     <a:xfrm>
                       <a:off x="0" y="0"/>
-                      <a:ext cx="6781800" cy="3067050"/>
+                      <a:ext cx="9144000" cy="4279900"/>
                     </a:xfrm>
                     <a:prstGeom prst="rect"/>
                     <a:ln/>
@@ -2355,42 +1870,17 @@
       </w:pPr>
       <w:r>
         <w:rPr>
-          <w:sz w:val="26"/>
-          <w:szCs w:val="26"/>
-        </w:rPr>
-        <w:drawing>
-          <wp:inline distB="114300" distT="114300" distL="114300" distR="114300">
-            <wp:extent cx="6057900" cy="409575"/>
-            <wp:effectExtent b="0" l="0" r="0" t="0"/>
-            <wp:docPr id="3" name="image3.png"/>
-            <a:graphic>
-              <a:graphicData uri="http://schemas.openxmlformats.org/drawingml/2006/picture">
-                <pic:pic>
-                  <pic:nvPicPr>
-                    <pic:cNvPr id="0" name="image3.png"/>
-                    <pic:cNvPicPr preferRelativeResize="0"/>
-                  </pic:nvPicPr>
-                  <pic:blipFill>
-                    <a:blip r:embed="rId10"/>
-                    <a:srcRect b="0" l="0" r="0" t="0"/>
-                    <a:stretch>
-                      <a:fillRect/>
-                    </a:stretch>
-                  </pic:blipFill>
-                  <pic:spPr>
-                    <a:xfrm>
-                      <a:off x="0" y="0"/>
-                      <a:ext cx="6057900" cy="409575"/>
-                    </a:xfrm>
-                    <a:prstGeom prst="rect"/>
-                    <a:ln/>
-                  </pic:spPr>
-                </pic:pic>
-              </a:graphicData>
-            </a:graphic>
-          </wp:inline>
-        </w:drawing>
-      </w:r>
+          <w:rtl w:val="0"/>
+        </w:rPr>
+      </w:r>
+    </w:p>
+    <w:p>
+      <w:pPr>
+        <w:rPr>
+          <w:sz w:val="26"/>
+          <w:szCs w:val="26"/>
+        </w:rPr>
+      </w:pPr>
       <w:r>
         <w:rPr>
           <w:rtl w:val="0"/>
@@ -2428,7 +1918,10 @@
     </w:p>
     <w:p>
       <w:pPr>
-        <w:rPr/>
+        <w:rPr>
+          <w:sz w:val="27"/>
+          <w:szCs w:val="27"/>
+        </w:rPr>
       </w:pPr>
       <w:r>
         <w:rPr>
@@ -2438,25 +1931,6 @@
         </w:rPr>
         <w:t xml:space="preserve">a)  </w:t>
       </w:r>
-      <w:r>
-        <w:rPr>
-          <w:rtl w:val="0"/>
-        </w:rPr>
-        <w:t xml:space="preserve">Use an online 2D Calculator.  Insert image here.</w:t>
-      </w:r>
-    </w:p>
-    <w:p>
-      <w:pPr>
-        <w:rPr>
-          <w:sz w:val="27"/>
-          <w:szCs w:val="27"/>
-        </w:rPr>
-      </w:pPr>
-      <w:r>
-        <w:rPr>
-          <w:rtl w:val="0"/>
-        </w:rPr>
-      </w:r>
     </w:p>
     <w:p>
       <w:pPr>
@@ -2650,7 +2124,7 @@
       </w:r>
     </w:p>
     <w:sectPr>
-      <w:pgSz w:h="15840" w:w="12240" w:orient="portrait"/>
+      <w:pgSz w:h="12240" w:w="15840" w:orient="landscape"/>
       <w:pgMar w:bottom="720" w:top="720" w:left="720" w:right="720" w:header="720" w:footer="720"/>
       <w:pgNumType w:start="1"/>
     </w:sectPr>
